--- a/livrables/lecons/stoicisme/2026-09-10_lecon-stoicisme_14_physique-logique-logos-destin-assentiment.docx
+++ b/livrables/lecons/stoicisme/2026-09-10_lecon-stoicisme_14_physique-logique-logos-destin-assentiment.docx
@@ -614,7 +614,7 @@
           <w:sz w:val="26"/>
           <w:szCs w:val="26"/>
         </w:rPr>
-        <w:t xml:space="preserve">4. La métaphore du cylindre (Chrysippe)</w:t>
+        <w:t xml:space="preserve">4. La métaphore du cylindre et du cône (Chrysippe)</w:t>
       </w:r>
     </w:p>
     <w:p>
@@ -673,24 +673,46 @@
         </w:rPr>
         <w:t xml:space="preserve">La cause principale et parfaite (our own nature) : la disposition intérieure de l'agent.</w:t>
       </w:r>
-    </w:p>
-    <w:p>
-      <w:pPr>
-        <w:spacing w:after="120"/>
-        <w:jc w:val="both"/>
-      </w:pPr>
-      <w:r>
-        <w:rPr>
-          <w:rFonts w:ascii="Times New Roman" w:cs="Times New Roman" w:eastAsia="Times New Roman" w:hAnsi="Times New Roman"/>
-          <w:b w:val="false"/>
-          <w:bCs w:val="false"/>
-          <w:i w:val="false"/>
-          <w:iCs w:val="false"/>
-          <w:color w:val="1F2937"/>
-          <w:sz w:val="22"/>
-          <w:szCs w:val="22"/>
-        </w:rPr>
-        <w:t xml:space="preserve">Si je pousse un cylindre, c'est moi qui lui donne l'impulsion — cause auxiliaire. Mais c'est sa forme propre qui détermine comment il roule — cause principale. De même, une impression extérieure me parvient sans que je l'aie choisie (cause auxiliaire) ; mais c'est ma nature rationnelle, ma disposition morale, qui détermine l'assentiment que je lui donne (cause principale). C'est là que réside la responsabilité : non dans l'absence de déterminisme, mais dans le fait que notre propre nature est une des causes de nos actes.</w:t>
+      <w:r>
+        <w:rPr>
+          <w:rFonts w:ascii="Times New Roman" w:cs="Times New Roman" w:eastAsia="Times New Roman" w:hAnsi="Times New Roman"/>
+          <w:i/>
+          <w:iCs/>
+          <w:color w:val="6B7280"/>
+          <w:sz w:val="20"/>
+          <w:szCs w:val="20"/>
+        </w:rPr>
+        <w:t xml:space="preserve"> [Précisé le 24/09/2026 : la Stanford Encyclopedia, créditée quatre paragraphes plus bas, écrit « auxiliary and proximate » en renvoyant à Cicéron (62C) et explique le reste par « their own nature ». « Cause principale et parfaite » est la terminologie latine classique, elle n'est pas sur la page ; la métaphore du cylindre, elle, y est mot pour mot.]</w:t>
+      </w:r>
+    </w:p>
+    <w:p>
+      <w:pPr>
+        <w:spacing w:after="120"/>
+        <w:jc w:val="both"/>
+      </w:pPr>
+      <w:r>
+        <w:rPr>
+          <w:rFonts w:ascii="Times New Roman" w:cs="Times New Roman" w:eastAsia="Times New Roman" w:hAnsi="Times New Roman"/>
+          <w:b w:val="false"/>
+          <w:bCs w:val="false"/>
+          <w:i w:val="false"/>
+          <w:iCs w:val="false"/>
+          <w:color w:val="1F2937"/>
+          <w:sz w:val="22"/>
+          <w:szCs w:val="22"/>
+        </w:rPr>
+        <w:t xml:space="preserve">Si je pousse un cylindre — ou un cône, la citation de Stanford porte les deux —, c'est moi qui lui donne l'impulsion : cause auxiliaire. Mais c'est sa forme propre qui détermine comment il roule — cause principale. De même, une impression extérieure me parvient sans que je l'aie choisie (cause auxiliaire) ; mais c'est ma nature rationnelle, ma disposition morale, qui détermine l'assentiment que je lui donne (cause principale). C'est là que réside la responsabilité : non dans l'absence de déterminisme, mais dans le fait que notre propre nature est une des causes de nos actes.</w:t>
+      </w:r>
+      <w:r>
+        <w:rPr>
+          <w:rFonts w:ascii="Times New Roman" w:cs="Times New Roman" w:eastAsia="Times New Roman" w:hAnsi="Times New Roman"/>
+          <w:i/>
+          <w:iCs/>
+          <w:color w:val="6B7280"/>
+          <w:sz w:val="20"/>
+          <w:szCs w:val="20"/>
+        </w:rPr>
+        <w:t xml:space="preserve"> [Corrigé le 24/09/2026 : la citation reproduite par la Stanford Encyclopedia dit « his cylinder and cone … the cylinder rolls and the cone spins » ; la leçon ne gardait que le cylindre.]</w:t>
       </w:r>
     </w:p>
     <w:p>
@@ -1200,7 +1222,18 @@
           <w:sz w:val="22"/>
           <w:szCs w:val="22"/>
         </w:rPr>
-        <w:t xml:space="preserve">Selon la Stanford Encyclopedia of Philosophy, les lekta sont ce « qui subsiste en accord avec une impression rationnelle » (synthèse de l'article, non citation directe d'auteur antique). Les lekta comprennent les propositions (axiomata — soit vraies, soit fausses), les questions, les injonctions. Cette théorie du signe est une des contributions les plus originales des stoïciens à la philosophie du langage, et certains historiens y voient une anticipation de la distinction moderne entre sens et référence (Frege).</w:t>
+        <w:t xml:space="preserve">Selon la Stanford Encyclopedia of Philosophy, les lekta sont ce « qui subsiste en accord avec une impression rationnelle » (synthèse de l'article, non citation directe d'auteur antique). Les lekta comprennent les propositions (axiomata — soit vraies, soit fausses), les questions, les injonctions. Cette théorie du signe est une des contributions les plus originales des stoïciens à la philosophie du langage, et la Stanford Encyclopedia rapporte une thèse plus précise : une étude de S. Bobzien (2021) suggère que la logique stoïcienne « might have found its way to Gottlob Frege », Bobzien produisant des éléments montrant qu'une partie du travail de Frege lui « is derived from, and heavily indebted to ».</w:t>
+      </w:r>
+      <w:r>
+        <w:rPr>
+          <w:rFonts w:ascii="Times New Roman" w:cs="Times New Roman" w:eastAsia="Times New Roman" w:hAnsi="Times New Roman"/>
+          <w:i/>
+          <w:iCs/>
+          <w:color w:val="6B7280"/>
+          <w:sz w:val="20"/>
+          <w:szCs w:val="20"/>
+        </w:rPr>
+        <w:t xml:space="preserve"> [Corrigé le 24/09/2026 : la leçon écrivait « certains historiens y voient une anticipation de la distinction moderne entre sens et référence (Frege) ». « sense and reference » compte zéro occurrence sur la page ; ce qu'elle porte est une thèse de TRANSMISSION HISTORIQUE, datée et signée (Bobzien, 2021), non une anticipation conceptuelle prêtée à « certains historiens ».]</w:t>
       </w:r>
     </w:p>
     <w:p>
@@ -1611,7 +1644,7 @@
                 <w:sz w:val="20"/>
                 <w:szCs w:val="20"/>
               </w:rPr>
-              <w:t xml:space="preserve">Résorbtion périodique du cosmos dans le feu primordial, suivie d'un nouveau cycle identique</w:t>
+              <w:t xml:space="preserve">Résorption périodique du cosmos dans le feu primordial, suivie d'un nouveau cycle identique</w:t>
             </w:r>
           </w:p>
         </w:tc>
@@ -2616,7 +2649,7 @@
           <w:sz w:val="22"/>
           <w:szCs w:val="22"/>
         </w:rPr>
-        <w:t xml:space="preserve">« « En quoi la physique stoïcienne (logos, heimarmenê) rend-elle nécessaire la pratique de l'assentiment suspendu comme exercice éthique quotidien ? » »</w:t>
+        <w:t xml:space="preserve">« En quoi la physique stoïcienne (logos, heimarmenê) rend-elle nécessaire la pratique de l'assentiment suspendu comme exercice éthique quotidien ? »</w:t>
       </w:r>
     </w:p>
     <w:p>
@@ -2958,7 +2991,7 @@
             <w:szCs w:val="22"/>
             <w:u w:val="single"/>
           </w:rPr>
-          <w:t xml:space="preserve">Internet Encyclopedia of Philosophy — Stoicism (physique et logique stoïciennes)</w:t>
+          <w:t xml:space="preserve">Stoicism — Massimo Pigliucci, Internet Encyclopedia of Philosophy (physique et logique stoïciennes)</w:t>
         </w:r>
       </w:hyperlink>
     </w:p>
@@ -3008,7 +3041,7 @@
             <w:szCs w:val="22"/>
             <w:u w:val="single"/>
           </w:rPr>
-          <w:t xml:space="preserve">Wikipedia — Stoic Physics (logos, pneuma, ekpyrosis, heimarmenê)</w:t>
+          <w:t xml:space="preserve">Wikipedia — Stoic Physics (logos, pneuma, Ekpyrosis — heimarmenê n'est pas sur cette page : le terme vient du glossaire du College of Stoic Philosophers, ci-dessous)</w:t>
         </w:r>
       </w:hyperlink>
     </w:p>
@@ -3130,6 +3163,147 @@
           <w:szCs w:val="22"/>
         </w:rPr>
         <w:t xml:space="preserve">Après avoir posé les fondements cosmologiques et épistémologiques du stoïcisme, on passera à leur traduction politique et sociale : qu'est-ce que le devoir approprié (kathêkon) ? Comment les stoïciens concevaient-ils l'engagement dans la vie civique ? Marc Aurèle en est l'exemple le plus accompli — un philosophe stoïcien à la tête de l'Empire.</w:t>
+      </w:r>
+    </w:p>
+    <w:p>
+      <w:pPr>
+        <w:pStyle w:val="Heading2"/>
+        <w:spacing w:after="80" w:before="240"/>
+      </w:pPr>
+      <w:r>
+        <w:rPr>
+          <w:rFonts w:ascii="Times New Roman" w:cs="Times New Roman" w:eastAsia="Times New Roman" w:hAnsi="Times New Roman"/>
+          <w:b/>
+          <w:bCs/>
+          <w:color w:val="1B3A6B"/>
+          <w:sz w:val="30"/>
+          <w:szCs w:val="30"/>
+        </w:rPr>
+        <w:t xml:space="preserve">📝 Journal des corrections</w:t>
+      </w:r>
+    </w:p>
+    <w:p>
+      <w:pPr>
+        <w:spacing w:after="80"/>
+      </w:pPr>
+      <w:r>
+        <w:rPr>
+          <w:rFonts w:ascii="Times New Roman" w:cs="Times New Roman" w:eastAsia="Times New Roman" w:hAnsi="Times New Roman"/>
+          <w:color w:val="1F2937"/>
+          <w:sz w:val="22"/>
+          <w:szCs w:val="22"/>
+        </w:rPr>
+        <w:t xml:space="preserve">Corrigée le 24/09/2026. Les pages ont été rouvertes ; les formulations d'origine sont conservées ici, et seulement ici.</w:t>
+      </w:r>
+    </w:p>
+    <w:p>
+      <w:pPr>
+        <w:spacing w:after="80"/>
+      </w:pPr>
+      <w:r>
+        <w:rPr>
+          <w:rFonts w:ascii="Times New Roman" w:cs="Times New Roman" w:eastAsia="Times New Roman" w:hAnsi="Times New Roman"/>
+          <w:color w:val="1F2937"/>
+          <w:sz w:val="22"/>
+          <w:szCs w:val="22"/>
+        </w:rPr>
+        <w:t xml:space="preserve">① « Internet Encyclopedia of Philosophy — Stoicism » → l'article est signé Massimo Pigliucci (City University of New York), dont la signature figure en fin de page sous « Author Information ». Une encyclopédie publie, elle n'écrit pas.</w:t>
+      </w:r>
+    </w:p>
+    <w:p>
+      <w:pPr>
+        <w:spacing w:after="80"/>
+      </w:pPr>
+      <w:r>
+        <w:rPr>
+          <w:rFonts w:ascii="Times New Roman" w:cs="Times New Roman" w:eastAsia="Times New Roman" w:hAnsi="Times New Roman"/>
+          <w:color w:val="1F2937"/>
+          <w:sz w:val="22"/>
+          <w:szCs w:val="22"/>
+        </w:rPr>
+        <w:t xml:space="preserve">② « La cause principale et parfaite (our own nature) » → la Stanford Encyclopedia, citée quatre paragraphes plus bas pour cette position, écrit « auxiliary and proximate » d'après Cicéron (62C) et explique le reste par « their own nature ». La formule « principale et parfaite » vient de la terminologie latine, pas de la page : c'est précisé sur place.</w:t>
+      </w:r>
+    </w:p>
+    <w:p>
+      <w:pPr>
+        <w:spacing w:after="80"/>
+      </w:pPr>
+      <w:r>
+        <w:rPr>
+          <w:rFonts w:ascii="Times New Roman" w:cs="Times New Roman" w:eastAsia="Times New Roman" w:hAnsi="Times New Roman"/>
+          <w:color w:val="1F2937"/>
+          <w:sz w:val="22"/>
+          <w:szCs w:val="22"/>
+        </w:rPr>
+        <w:t xml:space="preserve">Vérifié et inchangé : la métaphore du cylindre et du cône, qui est sur la page de la Stanford Encyclopedia mot pour mot (« these cannot begin to move without a push; but once that has happened, he holds that it is thereafter through their own nature that the cylinder rolls and the cone spins »), et l'attribution de la distinction des causes à Chrysippe.</w:t>
+      </w:r>
+    </w:p>
+    <w:p>
+      <w:pPr>
+        <w:pStyle w:val="Heading2"/>
+        <w:spacing w:after="80" w:before="240"/>
+      </w:pPr>
+      <w:r>
+        <w:rPr>
+          <w:rFonts w:ascii="Times New Roman" w:cs="Times New Roman" w:eastAsia="Times New Roman" w:hAnsi="Times New Roman"/>
+          <w:b/>
+          <w:bCs/>
+          <w:color w:val="1B3A6B"/>
+          <w:sz w:val="30"/>
+          <w:szCs w:val="30"/>
+        </w:rPr>
+        <w:t xml:space="preserve">③ « certains historiens y voient une anticipation de la distinction moderne entre sens et référence (Frege) » → la Stanford Encyclopedia porte une thèse de transmission historique, datée et signée : S. Bobzien (2021), « might have found its way to Gottlob Frege ». « sense and reference » : zéro occurrence sur la page.</w:t>
+      </w:r>
+    </w:p>
+    <w:p>
+      <w:pPr>
+        <w:pStyle w:val="Heading2"/>
+        <w:spacing w:after="80" w:before="240"/>
+      </w:pPr>
+      <w:r>
+        <w:rPr>
+          <w:rFonts w:ascii="Times New Roman" w:cs="Times New Roman" w:eastAsia="Times New Roman" w:hAnsi="Times New Roman"/>
+          <w:b/>
+          <w:bCs/>
+          <w:color w:val="1B3A6B"/>
+          <w:sz w:val="30"/>
+          <w:szCs w:val="30"/>
+        </w:rPr>
+        <w:t xml:space="preserve">④ « La métaphore du cylindre » → du cylindre ET du cône : la citation reproduite par Stanford dit « the cylinder rolls and the cone spins ».</w:t>
+      </w:r>
+    </w:p>
+    <w:p>
+      <w:pPr>
+        <w:pStyle w:val="Heading2"/>
+        <w:spacing w:after="80" w:before="240"/>
+      </w:pPr>
+      <w:r>
+        <w:rPr>
+          <w:rFonts w:ascii="Times New Roman" w:cs="Times New Roman" w:eastAsia="Times New Roman" w:hAnsi="Times New Roman"/>
+          <w:b/>
+          <w:bCs/>
+          <w:color w:val="1B3A6B"/>
+          <w:sz w:val="30"/>
+          <w:szCs w:val="30"/>
+        </w:rPr>
+        <w:t xml:space="preserve">⑤ Ressources : « Wikipedia — Stoic Physics (logos, pneuma, ekpyrosis, heimarmenê) » → heimarmenê ne figure pas sur cette page ; le terme est défini par le glossaire du College of Stoic Philosophers, que la leçon cite au § 3 et liste plus bas.</w:t>
+      </w:r>
+    </w:p>
+    <w:p>
+      <w:pPr>
+        <w:pStyle w:val="Heading2"/>
+        <w:spacing w:after="80" w:before="240"/>
+      </w:pPr>
+      <w:r>
+        <w:rPr>
+          <w:rFonts w:ascii="Times New Roman" w:cs="Times New Roman" w:eastAsia="Times New Roman" w:hAnsi="Times New Roman"/>
+          <w:b/>
+          <w:bCs/>
+          <w:color w:val="1B3A6B"/>
+          <w:sz w:val="30"/>
+          <w:szCs w:val="30"/>
+        </w:rPr>
+        <w:t xml:space="preserve">⑥ Deux coquilles : « Résorbtion » → résorption ; la question du Challenge portait des guillemets doublés.</w:t>
       </w:r>
     </w:p>
     <w:sectPr>
